--- a/Artigo Projeto Integrador 3  - Alexandre_Paloma_FINAL_v2.docx
+++ b/Artigo Projeto Integrador 3  - Alexandre_Paloma_FINAL_v2.docx
@@ -480,7 +480,16 @@
         <w:t xml:space="preserve">Abstract: </w:t>
       </w:r>
       <w:r>
-        <w:t>The predictive model developed by Wahbi et al. (2019) represents a significant advance in risk stratification of life-threatening ventricular tachyarrhythmias (LTVTA) in carriers of LMNA gene mutations, using Fine-Gray competing-risks regression with five clinical variables. However, variables of high prognostic relevance — myocardial fibrosis detected by Cardiac Magnetic Resonance with late Gadolinium Enhancement (CMR-LGE) and QRS complex duration on surface electrocardiogram — were not incorporated in the original model. This article theoretically and methodologically proposes expanding the Fine-Gray model of Wahbi et al. through the inclusion of these two variables, grounded in current scientific literature. The pathophysiological mechanism of each variable, its association with ventricular arrhythmias, the criteria for standardized measurement, and the expected impact on model predictive performance are discussed. To computationally demonstrate the impact of the proposed variables, a parametric simulation was performed using a synthetic dataset (n = 600) calibrated from published prevalence and hazard ratio data: the expanded model (7 variables) achieved a C-index of 0.794, compared to 0.768 for the original Wahbi model (5 variables), representing an absolute gain of +0.026. The aim of this study is to contribute to improved score accuracy and, consequently, to more judicious decision-making regarding implantable cardioverter-defibrillator (ICD) implantation as primary prevention of sudden cardiac death in laminopathy patients.</w:t>
+        <w:t>The predictive model developed by Wahbi et al. (2019) represents a significant advance in risk stratification of life-threatening ventricular tachyarrhythmias (LTVTA) in carriers of LMNA gene mutations, using Fine-Gray competing-risks regression with five clinical variables. However, variables of high prognostic relevance — myocardial fibrosis detected by Cardiac Magnetic Resonance with late Gadolinium Enhancement (CMR-LGE) and QRS complex duration on surface electrocardiogram — were not incorporated in the</w:t>
+      </w:r>
+      <w:r>
+        <w:t xml:space="preserve"> original model. This article theoretically and methodologically proposes expanding the Fine-Gray model of Wahbi et al. through the inclusion of these two variables, grounded in current scientific literature. The pathophysiological mechanism of each variable, its association with ventricular arrhythmias, the criteria for standardized measurement, and the expected impact on model predictive performance are discussed. To computationally demonstrate the impact of the proposed variables, a parametric simulation</w:t>
+      </w:r>
+      <w:r>
+        <w:t xml:space="preserve"> was performed using a synthetic dataset (n = 600) calibrated from published prevalence and hazard ratio data: the expanded model (7 variables) achieved a C-index of 0.794, compared to 0.768 for the original Wahbi model (5 variables), representing an absolute gain of +0.026. The aim of this study is to contribute to improved score accuracy and, consequently, to more judicious decision-making regarding implantable cardioverter-defibrillator (ICD) implantation as primary prevention of sudden cardiac death in </w:t>
+      </w:r>
+      <w:r>
+        <w:t>laminopathy patients.</w:t>
       </w:r>
     </w:p>
     <w:p>
@@ -909,11 +918,7 @@
       </w:r>
       <w:r>
         <w:lastRenderedPageBreak/>
-        <w:t xml:space="preserve">Fine-Gray foi escolhida por tratar adequadamente o óbito por causas não arrítmicas como risco competidor, evitando a superestimação do risco cumulativo de </w:t>
-      </w:r>
-      <w:proofErr w:type="gramStart"/>
-      <w:r>
-        <w:t>LTVTA.</w:t>
+        <w:t>Fine-Gray foi escolhida por tratar adequadamente o óbito por causas não arrítmicas como risco competidor, evitando a superestimação do risco cumulativo de LTVTA.</w:t>
       </w:r>
       <w:r>
         <w:rPr>
@@ -921,16 +926,7 @@
           <w:szCs w:val="18"/>
           <w:vertAlign w:val="superscript"/>
         </w:rPr>
-        <w:t>[</w:t>
-      </w:r>
-      <w:proofErr w:type="gramEnd"/>
-      <w:r>
-        <w:rPr>
-          <w:sz w:val="18"/>
-          <w:szCs w:val="18"/>
-          <w:vertAlign w:val="superscript"/>
-        </w:rPr>
-        <w:t>4,7]</w:t>
+        <w:t>[4,7]</w:t>
       </w:r>
     </w:p>
     <w:p>
@@ -1990,27 +1986,7 @@
           <w:i/>
           <w:iCs/>
         </w:rPr>
-        <w:t>Risco (5 anos) = 1 − 0,8884505^</w:t>
-      </w:r>
-      <w:proofErr w:type="gramStart"/>
-      <w:r>
-        <w:rPr>
-          <w:b/>
-          <w:bCs/>
-          <w:i/>
-          <w:iCs/>
-        </w:rPr>
-        <w:t>exp(</w:t>
-      </w:r>
-      <w:proofErr w:type="gramEnd"/>
-      <w:r>
-        <w:rPr>
-          <w:b/>
-          <w:bCs/>
-          <w:i/>
-          <w:iCs/>
-        </w:rPr>
-        <w:t>Índice Prognóstico)</w:t>
+        <w:t>Risco (5 anos) = 1 − 0,8884505^exp(Índice Prognóstico)</w:t>
       </w:r>
     </w:p>
     <w:p>
@@ -2932,9 +2908,9 @@
           <w:sz w:val="20"/>
           <w:szCs w:val="20"/>
         </w:rPr>
-        <w:t>Risco expandido (5 anos) = 1 − S₀(</w:t>
-      </w:r>
-      <w:proofErr w:type="gramStart"/>
+        <w:t>Risco expandido (5 anos) = 1 − S₀(5)^</w:t>
+      </w:r>
+      <w:proofErr w:type="spellStart"/>
       <w:r>
         <w:rPr>
           <w:i/>
@@ -2942,9 +2918,9 @@
           <w:sz w:val="20"/>
           <w:szCs w:val="20"/>
         </w:rPr>
-        <w:t>5)^</w:t>
-      </w:r>
-      <w:proofErr w:type="spellStart"/>
+        <w:t>exp</w:t>
+      </w:r>
+      <w:proofErr w:type="spellEnd"/>
       <w:r>
         <w:rPr>
           <w:i/>
@@ -2952,27 +2928,7 @@
           <w:sz w:val="20"/>
           <w:szCs w:val="20"/>
         </w:rPr>
-        <w:t>exp</w:t>
-      </w:r>
-      <w:proofErr w:type="spellEnd"/>
-      <w:r>
-        <w:rPr>
-          <w:i/>
-          <w:iCs/>
-          <w:sz w:val="20"/>
-          <w:szCs w:val="20"/>
-        </w:rPr>
-        <w:t>(</w:t>
-      </w:r>
-      <w:proofErr w:type="gramEnd"/>
-      <w:r>
-        <w:rPr>
-          <w:i/>
-          <w:iCs/>
-          <w:sz w:val="20"/>
-          <w:szCs w:val="20"/>
-        </w:rPr>
-        <w:t>IPₑ)</w:t>
+        <w:t>(IPₑ)</w:t>
       </w:r>
     </w:p>
     <w:p>
@@ -2984,7 +2940,6 @@
       <w:r>
         <w:t>onde S</w:t>
       </w:r>
-      <w:proofErr w:type="gramStart"/>
       <w:r>
         <w:rPr>
           <w:rFonts w:ascii="Cambria Math" w:hAnsi="Cambria Math" w:cs="Cambria Math"/>
@@ -2992,11 +2947,7 @@
         <w:t>₀</w:t>
       </w:r>
       <w:r>
-        <w:t>(</w:t>
-      </w:r>
-      <w:proofErr w:type="gramEnd"/>
-      <w:r>
-        <w:t>5) é a sobrevida basal aos 5 anos a ser recalibrada na nova coorte de derivação, β</w:t>
+        <w:t>(5) é a sobrevida basal aos 5 anos a ser recalibrada na nova coorte de derivação, β</w:t>
       </w:r>
       <w:r>
         <w:rPr>
@@ -3017,12 +2968,10 @@
         <w:t xml:space="preserve"> são os coeficientes a serem estimados para LGE e duração do QRS, respectivamente. Os coeficientes das variáveis originais serão </w:t>
       </w:r>
       <w:proofErr w:type="spellStart"/>
-      <w:proofErr w:type="gramStart"/>
       <w:r>
         <w:t>re-estimados</w:t>
       </w:r>
       <w:proofErr w:type="spellEnd"/>
-      <w:proofErr w:type="gramEnd"/>
       <w:r>
         <w:t xml:space="preserve"> conjuntamente para evitar viés por </w:t>
       </w:r>
@@ -4209,67 +4158,103 @@
     </w:p>
     <w:p>
       <w:pPr>
-        <w:pStyle w:val="Normal"/>
+        <w:spacing w:after="160" w:line="276" w:lineRule="auto"/>
+        <w:ind w:firstLine="720"/>
         <w:jc w:val="both"/>
-        <w:ind w:firstLine="720"/>
+      </w:pPr>
+      <w:r>
+        <w:t xml:space="preserve">Para verificar numericamente o impacto esperado das variáveis propostas, foi desenvolvida uma análise computacional utilizando um dataset sintético (n = 600 pacientes) parametrizado a partir dos dados de Wahbi et al. (2019) e da literatura específica de laminopatias. O notebook </w:t>
+      </w:r>
+      <w:r>
+        <w:lastRenderedPageBreak/>
+        <w:t>interativo está disponível publicamente no Google Colaboratory (Colab) e pode ser executado sem instalação local de software.</w:t>
+      </w:r>
+      <w:r>
+        <w:t xml:space="preserve"> </w:t>
+      </w:r>
+      <w:r>
+        <w:t>Também foi</w:t>
+      </w:r>
+      <w:r>
+        <w:t xml:space="preserve"> criado um site que executa os</w:t>
+      </w:r>
+      <w:r>
+        <w:t xml:space="preserve"> modelos original </w:t>
+      </w:r>
+      <w:proofErr w:type="spellStart"/>
+      <w:r>
+        <w:t>Wahbi</w:t>
+      </w:r>
+      <w:proofErr w:type="spellEnd"/>
+      <w:r>
+        <w:t xml:space="preserve"> e o modelo proposto nesse artigo com as duas variáveis </w:t>
+      </w:r>
+      <w:r>
+        <w:t xml:space="preserve">novas. </w:t>
+      </w:r>
+      <w:r>
+        <w:t xml:space="preserve"> </w:t>
+      </w:r>
+      <w:r>
+        <w:t xml:space="preserve"> </w:t>
+      </w:r>
+    </w:p>
+    <w:p>
+      <w:pPr>
         <w:spacing w:after="160" w:line="276" w:lineRule="auto"/>
-      </w:pPr>
-      <w:r>
-        <w:t xml:space="preserve">Para verificar numericamente o impacto esperado das variáveis propostas, foi desenvolvida uma análise computacional utilizando um dataset sintético (n = 600 pacientes) parametrizado a partir dos dados de Wahbi et al. (2019) e da literatura específica de laminopatias. O notebook interativo está disponível publicamente no Google Colaboratory (Colab) e pode ser executado sem instalação local de software.</w:t>
-      </w:r>
-    </w:p>
-    <w:p>
-      <w:pPr>
-        <w:pStyle w:val="Normal"/>
         <w:jc w:val="both"/>
-        <w:ind w:firstLine="720"/>
-        <w:spacing w:after="160" w:line="276" w:lineRule="auto"/>
-      </w:pPr>
-      <w:r>
-        <w:t xml:space="preserve">Disponível em: </w:t>
-      </w:r>
-      <w:hyperlink r:id="rId16">
+      </w:pPr>
+      <w:r>
+        <w:t>Notebook d</w:t>
+      </w:r>
+      <w:r>
+        <w:t xml:space="preserve">isponível em: </w:t>
+      </w:r>
+      <w:hyperlink r:id="rId12">
         <w:r>
           <w:rPr>
             <w:color w:val="0563C1"/>
             <w:u w:val="single"/>
           </w:rPr>
-          <w:t xml:space="preserve">Análise Computacional — Expansão do Modelo de Wahbi (Google Colab)</w:t>
+          <w:t xml:space="preserve">Análise Computacional — Expansão do Modelo de </w:t>
+        </w:r>
+        <w:proofErr w:type="spellStart"/>
+        <w:r>
+          <w:rPr>
+            <w:color w:val="0563C1"/>
+            <w:u w:val="single"/>
+          </w:rPr>
+          <w:t>Wahbi</w:t>
+        </w:r>
+        <w:proofErr w:type="spellEnd"/>
+        <w:r>
+          <w:rPr>
+            <w:color w:val="0563C1"/>
+            <w:u w:val="single"/>
+          </w:rPr>
+          <w:t xml:space="preserve"> (Google Colab)</w:t>
         </w:r>
       </w:hyperlink>
       <w:r>
-        <w:t xml:space="preserve">.</w:t>
-      </w:r>
-    </w:p>
-    <w:p>
-      <w:pPr>
-        <w:pStyle w:val="Normal"/>
+        <w:t>.</w:t>
+      </w:r>
+    </w:p>
+    <w:p>
+      <w:pPr>
+        <w:spacing w:after="160" w:line="276" w:lineRule="auto"/>
         <w:jc w:val="both"/>
-        <w:ind w:firstLine="720"/>
-        <w:spacing w:after="160" w:line="276" w:lineRule="auto"/>
-      </w:pPr>
-      <w:r>
-        <w:t xml:space="preserve">O notebook está organizado em sete seções sequenciais. Para reproduzir a análise completa, basta acessar o link acima com uma conta Google, clicar em Runtime → Run all (Ambiente de execução → Executar tudo) e aguardar a conclusão automática de todas as células. Nenhuma instalação adicional é necessária: o próprio notebook instala as dependências (scikit-survival, lifelines) em seu ambiente de execução isolado.</w:t>
-      </w:r>
-    </w:p>
-    <w:p>
-      <w:pPr>
-        <w:pStyle w:val="Normal"/>
-        <w:jc w:val="both"/>
-        <w:ind w:firstLine="720"/>
-        <w:spacing w:after="160" w:line="276" w:lineRule="auto"/>
-      </w:pPr>
-      <w:r>
-        <w:t xml:space="preserve">A análise comparou o modelo original de Wahbi et al. (cinco variáveis) com o modelo expandido proposto (sete variáveis), ajustados por regressão de Cox causa-específica sobre o dataset sintético. O C-index do modelo original atingiu 0,768 — coerente com o valor de 0,776 reportado por Wahbi et al. —, enquanto o modelo expandido alcançou C-index de 0,794, representando ganho absoluto de 0,026. Os hazard ratios estimados para as novas variáveis foram: LGE presente, HR = 2,26 (dentro da faixa hipotética de 2,0–4,0); e duração do QRS, HR = 1,23 por 10 ms (dentro da faixa hipotética de 1,10–1,30), confirmando a plausibilidade das hipóteses quantitativas formuladas na Seção 4.2.</w:t>
-      </w:r>
-    </w:p>
-    <w:p>
-      <w:pPr>
-        <w:pStyle w:val="Ttulo1"/>
-      </w:pPr>
-      <w:r>
-        <w:t>5. Desafios de Implementação e Limitações da Proposta</w:t>
-      </w:r>
+      </w:pPr>
+      <w:r>
+        <w:t xml:space="preserve">Site disponível em: </w:t>
+      </w:r>
+      <w:hyperlink r:id="rId13" w:history="1">
+        <w:r>
+          <w:rPr>
+            <w:rStyle w:val="Hyperlink"/>
+          </w:rPr>
+          <w:t>https://alefonsecabb.github.io/laminopatias-modelo-preditivo/</w:t>
+        </w:r>
+      </w:hyperlink>
     </w:p>
     <w:p>
       <w:pPr>
@@ -4278,11 +4263,38 @@
         <w:jc w:val="both"/>
       </w:pPr>
       <w:r>
-        <w:t xml:space="preserve">A principal barreira à implementação do modelo expandido é a disponibilidade da RMC. Embora seja o padrão de referência para detecção de fibrose, a ressonância magnética cardíaca ainda não é amplamente acessível em centros de menor porte, especialmente em países de renda </w:t>
-      </w:r>
-      <w:r>
-        <w:lastRenderedPageBreak/>
-        <w:t>média como o Brasil. Pacientes com CDI implantado previamente também podem ter restrições ao exame, embora dispositivos compatíveis com RMC estejam progressivamente disponíveis.</w:t>
+        <w:t>O notebook está organizado em sete seções sequenciais. Para reproduzir a análise completa, basta acessar o link acima com uma conta Google, clicar em Runtime → Run all (Ambiente de execução → Executar tudo) e aguardar a conclusão automática de todas as células. Nenhuma instalação adicional é necessária: o próprio notebook instala as dependências (scikit-survival, lifelines) em seu ambiente de execução isolado.</w:t>
+      </w:r>
+    </w:p>
+    <w:p>
+      <w:pPr>
+        <w:spacing w:after="160" w:line="276" w:lineRule="auto"/>
+        <w:ind w:firstLine="720"/>
+        <w:jc w:val="both"/>
+      </w:pPr>
+      <w:r>
+        <w:t>A análise comparou o modelo original de Wahbi et al. (cinco variáveis) com o modelo expandido proposto (sete variáveis), ajustados por regressão de Cox causa-específica sobre o dataset sintético. O C-index do modelo original atingiu 0,768 — coerente com o valor de 0,776 reportado por Wahbi et al. —, enquanto o modelo expandido alcançou C-index de 0,794, representando ganho absoluto de 0,026. Os hazard ratios estimados para as novas variáveis foram: LGE presente, HR = 2,26 (dentro da faixa hipotética de 2,0–</w:t>
+      </w:r>
+      <w:r>
+        <w:t>4,0); e duração do QRS, HR = 1,23 por 10 ms (dentro da faixa hipotética de 1,10–1,30), confirmando a plausibilidade das hipóteses quantitativas formuladas na Seção 4.2.</w:t>
+      </w:r>
+    </w:p>
+    <w:p>
+      <w:pPr>
+        <w:pStyle w:val="Ttulo1"/>
+      </w:pPr>
+      <w:r>
+        <w:t>5. Desafios de Implementação e Limitações da Proposta</w:t>
+      </w:r>
+    </w:p>
+    <w:p>
+      <w:pPr>
+        <w:spacing w:after="160" w:line="276" w:lineRule="auto"/>
+        <w:ind w:firstLine="720"/>
+        <w:jc w:val="both"/>
+      </w:pPr>
+      <w:r>
+        <w:t>A principal barreira à implementação do modelo expandido é a disponibilidade da RMC. Embora seja o padrão de referência para detecção de fibrose, a ressonância magnética cardíaca ainda não é amplamente acessível em centros de menor porte, especialmente em países de renda média como o Brasil. Pacientes com CDI implantado previamente também podem ter restrições ao exame, embora dispositivos compatíveis com RMC estejam progressivamente disponíveis.</w:t>
       </w:r>
       <w:r>
         <w:rPr>
@@ -4390,6 +4402,7 @@
         <w:rPr>
           <w:i/>
         </w:rPr>
+        <w:lastRenderedPageBreak/>
         <w:t>et al</w:t>
       </w:r>
       <w:r>
@@ -4569,7 +4582,6 @@
         <w:jc w:val="both"/>
       </w:pPr>
       <w:r>
-        <w:lastRenderedPageBreak/>
         <w:t xml:space="preserve">A manutenção da estrutura de Fine-Gray garante compatibilidade metodológica com o modelo de referência e </w:t>
       </w:r>
       <w:proofErr w:type="spellStart"/>
@@ -4769,23 +4781,7 @@
           <w:sz w:val="20"/>
           <w:szCs w:val="20"/>
         </w:rPr>
-        <w:t xml:space="preserve"> Biol. </w:t>
-      </w:r>
-      <w:proofErr w:type="gramStart"/>
-      <w:r>
-        <w:rPr>
-          <w:sz w:val="20"/>
-          <w:szCs w:val="20"/>
-        </w:rPr>
-        <w:t>1998;122:42</w:t>
-      </w:r>
-      <w:proofErr w:type="gramEnd"/>
-      <w:r>
-        <w:rPr>
-          <w:sz w:val="20"/>
-          <w:szCs w:val="20"/>
-        </w:rPr>
-        <w:t>–66.</w:t>
+        <w:t xml:space="preserve"> Biol. 1998;122:42–66.</w:t>
       </w:r>
     </w:p>
     <w:p>
@@ -5085,23 +5081,7 @@
           <w:sz w:val="20"/>
           <w:szCs w:val="20"/>
         </w:rPr>
-        <w:t xml:space="preserve"> J Med. </w:t>
-      </w:r>
-      <w:proofErr w:type="gramStart"/>
-      <w:r>
-        <w:rPr>
-          <w:sz w:val="20"/>
-          <w:szCs w:val="20"/>
-        </w:rPr>
-        <w:t>1999;341:1715</w:t>
-      </w:r>
-      <w:proofErr w:type="gramEnd"/>
-      <w:r>
-        <w:rPr>
-          <w:sz w:val="20"/>
-          <w:szCs w:val="20"/>
-        </w:rPr>
-        <w:t>–1724.</w:t>
+        <w:t xml:space="preserve"> J Med. 1999;341:1715–1724.</w:t>
       </w:r>
     </w:p>
     <w:p>
@@ -5321,23 +5301,7 @@
           <w:sz w:val="20"/>
           <w:szCs w:val="20"/>
         </w:rPr>
-        <w:t xml:space="preserve">. </w:t>
-      </w:r>
-      <w:proofErr w:type="gramStart"/>
-      <w:r>
-        <w:rPr>
-          <w:sz w:val="20"/>
-          <w:szCs w:val="20"/>
-        </w:rPr>
-        <w:t>2012;59:493</w:t>
-      </w:r>
-      <w:proofErr w:type="gramEnd"/>
-      <w:r>
-        <w:rPr>
-          <w:sz w:val="20"/>
-          <w:szCs w:val="20"/>
-        </w:rPr>
-        <w:t>–500.</w:t>
+        <w:t>. 2012;59:493–500.</w:t>
       </w:r>
     </w:p>
     <w:p>
@@ -5573,23 +5537,7 @@
           <w:sz w:val="20"/>
           <w:szCs w:val="20"/>
         </w:rPr>
-        <w:t xml:space="preserve">. </w:t>
-      </w:r>
-      <w:proofErr w:type="gramStart"/>
-      <w:r>
-        <w:rPr>
-          <w:sz w:val="20"/>
-          <w:szCs w:val="20"/>
-        </w:rPr>
-        <w:t>2019;140:293</w:t>
-      </w:r>
-      <w:proofErr w:type="gramEnd"/>
-      <w:r>
-        <w:rPr>
-          <w:sz w:val="20"/>
-          <w:szCs w:val="20"/>
-        </w:rPr>
-        <w:t>–302.</w:t>
+        <w:t>. 2019;140:293–302.</w:t>
       </w:r>
     </w:p>
     <w:p>
@@ -5857,23 +5805,7 @@
           <w:sz w:val="20"/>
           <w:szCs w:val="20"/>
         </w:rPr>
-        <w:t xml:space="preserve">. JAMA. </w:t>
-      </w:r>
-      <w:proofErr w:type="gramStart"/>
-      <w:r>
-        <w:rPr>
-          <w:sz w:val="20"/>
-          <w:szCs w:val="20"/>
-        </w:rPr>
-        <w:t>2013;309:896</w:t>
-      </w:r>
-      <w:proofErr w:type="gramEnd"/>
-      <w:r>
-        <w:rPr>
-          <w:sz w:val="20"/>
-          <w:szCs w:val="20"/>
-        </w:rPr>
-        <w:t>–908.</w:t>
+        <w:t>. JAMA. 2013;309:896–908.</w:t>
       </w:r>
     </w:p>
     <w:p>
@@ -6061,23 +5993,7 @@
           <w:sz w:val="20"/>
           <w:szCs w:val="20"/>
         </w:rPr>
-        <w:t xml:space="preserve">. </w:t>
-      </w:r>
-      <w:proofErr w:type="gramStart"/>
-      <w:r>
-        <w:rPr>
-          <w:sz w:val="20"/>
-          <w:szCs w:val="20"/>
-        </w:rPr>
-        <w:t>1999;70:171</w:t>
-      </w:r>
-      <w:proofErr w:type="gramEnd"/>
-      <w:r>
-        <w:rPr>
-          <w:sz w:val="20"/>
-          <w:szCs w:val="20"/>
-        </w:rPr>
-        <w:t>–178.</w:t>
+        <w:t>. 1999;70:171–178.</w:t>
       </w:r>
     </w:p>
     <w:p>
@@ -6218,23 +6134,7 @@
           <w:sz w:val="20"/>
           <w:szCs w:val="20"/>
         </w:rPr>
-        <w:t xml:space="preserve"> Assoc. </w:t>
-      </w:r>
-      <w:proofErr w:type="gramStart"/>
-      <w:r>
-        <w:rPr>
-          <w:sz w:val="20"/>
-          <w:szCs w:val="20"/>
-        </w:rPr>
-        <w:t>1999;94:496</w:t>
-      </w:r>
-      <w:proofErr w:type="gramEnd"/>
-      <w:r>
-        <w:rPr>
-          <w:sz w:val="20"/>
-          <w:szCs w:val="20"/>
-        </w:rPr>
-        <w:t>–509.</w:t>
+        <w:t xml:space="preserve"> Assoc. 1999;94:496–509.</w:t>
       </w:r>
     </w:p>
     <w:p>
@@ -6247,6 +6147,7 @@
           <w:sz w:val="20"/>
           <w:szCs w:val="20"/>
         </w:rPr>
+        <w:lastRenderedPageBreak/>
         <w:t xml:space="preserve">[8] </w:t>
       </w:r>
       <w:proofErr w:type="spellStart"/>
@@ -6438,23 +6339,7 @@
           <w:sz w:val="20"/>
           <w:szCs w:val="20"/>
         </w:rPr>
-        <w:t xml:space="preserve">. </w:t>
-      </w:r>
-      <w:proofErr w:type="gramStart"/>
-      <w:r>
-        <w:rPr>
-          <w:sz w:val="20"/>
-          <w:szCs w:val="20"/>
-        </w:rPr>
-        <w:t>2004;43:2260</w:t>
-      </w:r>
-      <w:proofErr w:type="gramEnd"/>
-      <w:r>
-        <w:rPr>
-          <w:sz w:val="20"/>
-          <w:szCs w:val="20"/>
-        </w:rPr>
-        <w:t>–2264.</w:t>
+        <w:t>. 2004;43:2260–2264.</w:t>
       </w:r>
     </w:p>
     <w:p>
@@ -6595,23 +6480,7 @@
           <w:sz w:val="20"/>
           <w:szCs w:val="20"/>
         </w:rPr>
-        <w:t xml:space="preserve"> Imaging. </w:t>
-      </w:r>
-      <w:proofErr w:type="gramStart"/>
-      <w:r>
-        <w:rPr>
-          <w:sz w:val="20"/>
-          <w:szCs w:val="20"/>
-        </w:rPr>
-        <w:t>2012;36:529</w:t>
-      </w:r>
-      <w:proofErr w:type="gramEnd"/>
-      <w:r>
-        <w:rPr>
-          <w:sz w:val="20"/>
-          <w:szCs w:val="20"/>
-        </w:rPr>
-        <w:t>–542.</w:t>
+        <w:t xml:space="preserve"> Imaging. 2012;36:529–542.</w:t>
       </w:r>
     </w:p>
     <w:p>
@@ -6799,23 +6668,7 @@
           <w:sz w:val="20"/>
           <w:szCs w:val="20"/>
         </w:rPr>
-        <w:t xml:space="preserve">. </w:t>
-      </w:r>
-      <w:proofErr w:type="gramStart"/>
-      <w:r>
-        <w:rPr>
-          <w:sz w:val="20"/>
-          <w:szCs w:val="20"/>
-        </w:rPr>
-        <w:t>1988;77:589</w:t>
-      </w:r>
-      <w:proofErr w:type="gramEnd"/>
-      <w:r>
-        <w:rPr>
-          <w:sz w:val="20"/>
-          <w:szCs w:val="20"/>
-        </w:rPr>
-        <w:t>–606.</w:t>
+        <w:t>. 1988;77:589–606.</w:t>
       </w:r>
     </w:p>
     <w:p>
@@ -7115,23 +6968,7 @@
           <w:sz w:val="20"/>
           <w:szCs w:val="20"/>
         </w:rPr>
-        <w:t xml:space="preserve">. </w:t>
-      </w:r>
-      <w:proofErr w:type="gramStart"/>
-      <w:r>
-        <w:rPr>
-          <w:sz w:val="20"/>
-          <w:szCs w:val="20"/>
-        </w:rPr>
-        <w:t>2015;1:551</w:t>
-      </w:r>
-      <w:proofErr w:type="gramEnd"/>
-      <w:r>
-        <w:rPr>
-          <w:sz w:val="20"/>
-          <w:szCs w:val="20"/>
-        </w:rPr>
-        <w:t>–560.</w:t>
+        <w:t>. 2015;1:551–560.</w:t>
       </w:r>
     </w:p>
     <w:p>
@@ -7428,23 +7265,7 @@
           <w:sz w:val="20"/>
           <w:szCs w:val="20"/>
         </w:rPr>
-        <w:t xml:space="preserve">. </w:t>
-      </w:r>
-      <w:proofErr w:type="gramStart"/>
-      <w:r>
-        <w:rPr>
-          <w:sz w:val="20"/>
-          <w:szCs w:val="20"/>
-        </w:rPr>
-        <w:t>2011;13:52</w:t>
-      </w:r>
-      <w:proofErr w:type="gramEnd"/>
-      <w:r>
-        <w:rPr>
-          <w:sz w:val="20"/>
-          <w:szCs w:val="20"/>
-        </w:rPr>
-        <w:t>.</w:t>
+        <w:t>. 2011;13:52.</w:t>
       </w:r>
     </w:p>
     <w:p>
@@ -7489,15 +7310,7 @@
           <w:sz w:val="20"/>
           <w:szCs w:val="20"/>
         </w:rPr>
-        <w:t xml:space="preserve"> </w:t>
-      </w:r>
-      <w:proofErr w:type="gramStart"/>
-      <w:r>
-        <w:rPr>
-          <w:sz w:val="20"/>
-          <w:szCs w:val="20"/>
-        </w:rPr>
-        <w:t xml:space="preserve">DA, </w:t>
+        <w:t xml:space="preserve"> DA, </w:t>
       </w:r>
       <w:proofErr w:type="spellStart"/>
       <w:r>
@@ -7508,7 +7321,6 @@
         <w:t>Bremerich</w:t>
       </w:r>
       <w:proofErr w:type="spellEnd"/>
-      <w:proofErr w:type="gramEnd"/>
       <w:r>
         <w:rPr>
           <w:sz w:val="20"/>
@@ -7689,23 +7501,7 @@
           <w:sz w:val="20"/>
           <w:szCs w:val="20"/>
         </w:rPr>
-        <w:t xml:space="preserve">. </w:t>
-      </w:r>
-      <w:proofErr w:type="gramStart"/>
-      <w:r>
-        <w:rPr>
-          <w:sz w:val="20"/>
-          <w:szCs w:val="20"/>
-        </w:rPr>
-        <w:t>2020;22:19</w:t>
-      </w:r>
-      <w:proofErr w:type="gramEnd"/>
-      <w:r>
-        <w:rPr>
-          <w:sz w:val="20"/>
-          <w:szCs w:val="20"/>
-        </w:rPr>
-        <w:t>.</w:t>
+        <w:t>. 2020;22:19.</w:t>
       </w:r>
     </w:p>
     <w:p>
@@ -7973,23 +7769,7 @@
           <w:sz w:val="20"/>
           <w:szCs w:val="20"/>
         </w:rPr>
-        <w:t xml:space="preserve"> Heart J. </w:t>
-      </w:r>
-      <w:proofErr w:type="gramStart"/>
-      <w:r>
-        <w:rPr>
-          <w:sz w:val="20"/>
-          <w:szCs w:val="20"/>
-        </w:rPr>
-        <w:t>2015;36:2793</w:t>
-      </w:r>
-      <w:proofErr w:type="gramEnd"/>
-      <w:r>
-        <w:rPr>
-          <w:sz w:val="20"/>
-          <w:szCs w:val="20"/>
-        </w:rPr>
-        <w:t>–2867.</w:t>
+        <w:t xml:space="preserve"> Heart J. 2015;36:2793–2867.</w:t>
       </w:r>
     </w:p>
     <w:p>
@@ -8194,23 +7974,7 @@
           <w:sz w:val="20"/>
           <w:szCs w:val="20"/>
         </w:rPr>
-        <w:t xml:space="preserve"> J Med. </w:t>
-      </w:r>
-      <w:proofErr w:type="gramStart"/>
-      <w:r>
-        <w:rPr>
-          <w:sz w:val="20"/>
-          <w:szCs w:val="20"/>
-        </w:rPr>
-        <w:t>2006;354:209</w:t>
-      </w:r>
-      <w:proofErr w:type="gramEnd"/>
-      <w:r>
-        <w:rPr>
-          <w:sz w:val="20"/>
-          <w:szCs w:val="20"/>
-        </w:rPr>
-        <w:t>–210.</w:t>
+        <w:t xml:space="preserve"> J Med. 2006;354:209–210.</w:t>
       </w:r>
     </w:p>
     <w:p>
@@ -8447,23 +8211,7 @@
           <w:sz w:val="20"/>
           <w:szCs w:val="20"/>
         </w:rPr>
-        <w:t xml:space="preserve">. Heart. </w:t>
-      </w:r>
-      <w:proofErr w:type="gramStart"/>
-      <w:r>
-        <w:rPr>
-          <w:sz w:val="20"/>
-          <w:szCs w:val="20"/>
-        </w:rPr>
-        <w:t>2002;88:47</w:t>
-      </w:r>
-      <w:proofErr w:type="gramEnd"/>
-      <w:r>
-        <w:rPr>
-          <w:sz w:val="20"/>
-          <w:szCs w:val="20"/>
-        </w:rPr>
-        <w:t>–51.</w:t>
+        <w:t>. Heart. 2002;88:47–51.</w:t>
       </w:r>
     </w:p>
     <w:p>
@@ -8620,23 +8368,7 @@
           <w:sz w:val="20"/>
           <w:szCs w:val="20"/>
         </w:rPr>
-        <w:t xml:space="preserve">. </w:t>
-      </w:r>
-      <w:proofErr w:type="gramStart"/>
-      <w:r>
-        <w:rPr>
-          <w:sz w:val="20"/>
-          <w:szCs w:val="20"/>
-        </w:rPr>
-        <w:t>2012;23:1338</w:t>
-      </w:r>
-      <w:proofErr w:type="gramEnd"/>
-      <w:r>
-        <w:rPr>
-          <w:sz w:val="20"/>
-          <w:szCs w:val="20"/>
-        </w:rPr>
-        <w:t>–1345.</w:t>
+        <w:t>. 2012;23:1338–1345.</w:t>
       </w:r>
     </w:p>
     <w:p>
@@ -8888,23 +8620,7 @@
           <w:sz w:val="20"/>
           <w:szCs w:val="20"/>
         </w:rPr>
-        <w:t xml:space="preserve">. </w:t>
-      </w:r>
-      <w:proofErr w:type="gramStart"/>
-      <w:r>
-        <w:rPr>
-          <w:sz w:val="20"/>
-          <w:szCs w:val="20"/>
-        </w:rPr>
-        <w:t>2013;15:376</w:t>
-      </w:r>
-      <w:proofErr w:type="gramEnd"/>
-      <w:r>
-        <w:rPr>
-          <w:sz w:val="20"/>
-          <w:szCs w:val="20"/>
-        </w:rPr>
-        <w:t>–384.</w:t>
+        <w:t>. 2013;15:376–384.</w:t>
       </w:r>
     </w:p>
     <w:p>
@@ -8917,7 +8633,6 @@
           <w:sz w:val="20"/>
           <w:szCs w:val="20"/>
         </w:rPr>
-        <w:lastRenderedPageBreak/>
         <w:t xml:space="preserve">[20] </w:t>
       </w:r>
       <w:proofErr w:type="spellStart"/>
@@ -9125,23 +8840,7 @@
           <w:sz w:val="20"/>
           <w:szCs w:val="20"/>
         </w:rPr>
-        <w:t xml:space="preserve"> J Med. </w:t>
-      </w:r>
-      <w:proofErr w:type="gramStart"/>
-      <w:r>
-        <w:rPr>
-          <w:sz w:val="20"/>
-          <w:szCs w:val="20"/>
-        </w:rPr>
-        <w:t>2017;377:2555</w:t>
-      </w:r>
-      <w:proofErr w:type="gramEnd"/>
-      <w:r>
-        <w:rPr>
-          <w:sz w:val="20"/>
-          <w:szCs w:val="20"/>
-        </w:rPr>
-        <w:t>–2564.</w:t>
+        <w:t xml:space="preserve"> J Med. 2017;377:2555–2564.</w:t>
       </w:r>
     </w:p>
     <w:p>
@@ -9362,23 +9061,7 @@
           <w:sz w:val="20"/>
           <w:szCs w:val="20"/>
         </w:rPr>
-        <w:t xml:space="preserve">. </w:t>
-      </w:r>
-      <w:proofErr w:type="gramStart"/>
-      <w:r>
-        <w:rPr>
-          <w:sz w:val="20"/>
-          <w:szCs w:val="20"/>
-        </w:rPr>
-        <w:t>2018;18:24</w:t>
-      </w:r>
-      <w:proofErr w:type="gramEnd"/>
-      <w:r>
-        <w:rPr>
-          <w:sz w:val="20"/>
-          <w:szCs w:val="20"/>
-        </w:rPr>
-        <w:t>.</w:t>
+        <w:t>. 2018;18:24.</w:t>
       </w:r>
     </w:p>
     <w:p>
@@ -9602,23 +9285,7 @@
           <w:sz w:val="20"/>
           <w:szCs w:val="20"/>
         </w:rPr>
-        <w:t xml:space="preserve">. </w:t>
-      </w:r>
-      <w:proofErr w:type="gramStart"/>
-      <w:r>
-        <w:rPr>
-          <w:sz w:val="20"/>
-          <w:szCs w:val="20"/>
-        </w:rPr>
-        <w:t>2014;7:418</w:t>
-      </w:r>
-      <w:proofErr w:type="gramEnd"/>
-      <w:r>
-        <w:rPr>
-          <w:sz w:val="20"/>
-          <w:szCs w:val="20"/>
-        </w:rPr>
-        <w:t>–426.</w:t>
+        <w:t>. 2014;7:418–426.</w:t>
       </w:r>
     </w:p>
     <w:p>
@@ -9718,8 +9385,8 @@
       </w:r>
     </w:p>
     <w:sectPr>
-      <w:headerReference w:type="default" r:id="rId12"/>
-      <w:footerReference w:type="default" r:id="rId13"/>
+      <w:headerReference w:type="default" r:id="rId14"/>
+      <w:footerReference w:type="default" r:id="rId15"/>
       <w:pgSz w:w="11906" w:h="16838"/>
       <w:pgMar w:top="1134" w:right="1134" w:bottom="1134" w:left="1134" w:header="708" w:footer="708" w:gutter="0"/>
       <w:cols w:space="720"/>
@@ -9784,7 +9451,6 @@
       <w:t xml:space="preserve"> et al. para LTVTA em </w:t>
     </w:r>
     <w:proofErr w:type="spellStart"/>
-    <w:proofErr w:type="gramStart"/>
     <w:r>
       <w:rPr>
         <w:color w:val="888888"/>
@@ -9800,16 +9466,7 @@
         <w:sz w:val="18"/>
         <w:szCs w:val="18"/>
       </w:rPr>
-      <w:t xml:space="preserve">  |</w:t>
-    </w:r>
-    <w:proofErr w:type="gramEnd"/>
-    <w:r>
-      <w:rPr>
-        <w:color w:val="888888"/>
-        <w:sz w:val="18"/>
-        <w:szCs w:val="18"/>
-      </w:rPr>
-      <w:t xml:space="preserve">  Pág. </w:t>
+      <w:t xml:space="preserve">  |  Pág. </w:t>
     </w:r>
     <w:r>
       <w:rPr>
